--- a/Volume 1/Chapter 04 - Databases/SPA_Vol1_Ch4_Lesson4_10a_Sorting_Extended.docx
+++ b/Volume 1/Chapter 04 - Databases/SPA_Vol1_Ch4_Lesson4_10a_Sorting_Extended.docx
@@ -1214,9 +1214,129 @@
     </w:p>
     <w:p>
       <w:pPr>
+        <w:keepNext/>
+      </w:pPr>
+      <w:r>
+        <w:t>Next, let the tools create the Rust and Solidity project files, as in Lesson 4.0a. Remember, Cargo.toml describes the project: cargo init names it sort_contacts, and cargo add pins the mysql crate at exactly 28.0.3. The Connector Setup below deletes the starter src\main.rs after cargo fetch, because each program is its own file in src\bin. Remember, forge init makes the Solidity project; --empty leaves out the sample files, and --force lets it run in the folder you just made.</w:t>
+      </w:r>
+    </w:p>
+    <w:p>
+      <w:pPr>
+        <w:keepNext/>
+      </w:pPr>
+    </w:p>
+    <w:p>
+      <w:pPr>
+        <w:pStyle w:val="CommandBlock"/>
+        <w:keepNext/>
+      </w:pPr>
+      <w:r>
+        <w:t>cargo init .\rust --name sort_contacts --vcs none</w:t>
+      </w:r>
+    </w:p>
+    <w:p>
+      <w:pPr>
+        <w:pStyle w:val="CommandBlock"/>
+        <w:keepNext/>
+      </w:pPr>
+      <w:r>
+        <w:t>cargo add --manifest-path .\rust\Cargo.toml mysql@=28.0.3</w:t>
+      </w:r>
+    </w:p>
+    <w:p>
+      <w:pPr>
+        <w:pStyle w:val="CommandBlock"/>
+      </w:pPr>
+      <w:r>
+        <w:t>forge init .\solidity --empty --no-git --offline --force</w:t>
+      </w:r>
+    </w:p>
+    <w:p>
+      <w:pPr>
+        <w:keepNext/>
+      </w:pPr>
+    </w:p>
+    <w:p>
+      <w:r>
+        <w:t>Then type the Solidity project's settings file, foundry.toml; these scripts read and write no files, so it allows none. As in Chapter 1, notepad .\solidity\foundry.toml opens the file forge init wrote: replace its text with the file below, save it with Ctrl+S, and close Notepad.</w:t>
+      </w:r>
+    </w:p>
+    <w:p>
+      <w:pPr>
+        <w:keepNext/>
+      </w:pPr>
+    </w:p>
+    <w:p>
+      <w:pPr>
         <w:pStyle w:val="Heading3"/>
       </w:pPr>
       <w:r>
+        <w:t>solidity/foundry.toml</w:t>
+      </w:r>
+    </w:p>
+    <w:p>
+      <w:pPr>
+        <w:pStyle w:val="SourceCode"/>
+        <w:keepNext/>
+      </w:pPr>
+      <w:r>
+        <w:t>[profile.default]</w:t>
+      </w:r>
+    </w:p>
+    <w:p>
+      <w:pPr>
+        <w:pStyle w:val="SourceCode"/>
+        <w:keepNext/>
+      </w:pPr>
+      <w:r>
+        <w:t># The files in script/ are the only Solidity sources in this project.</w:t>
+      </w:r>
+    </w:p>
+    <w:p>
+      <w:pPr>
+        <w:pStyle w:val="SourceCode"/>
+        <w:keepNext/>
+      </w:pPr>
+      <w:r>
+        <w:t>src = "script"</w:t>
+      </w:r>
+    </w:p>
+    <w:p>
+      <w:pPr>
+        <w:pStyle w:val="SourceCode"/>
+        <w:keepNext/>
+      </w:pPr>
+      <w:r>
+        <w:t># forge install puts forge-std in lib/.</w:t>
+      </w:r>
+    </w:p>
+    <w:p>
+      <w:pPr>
+        <w:pStyle w:val="SourceCode"/>
+        <w:keepNext/>
+      </w:pPr>
+      <w:r>
+        <w:t>libs = ["lib"]</w:t>
+      </w:r>
+    </w:p>
+    <w:p>
+      <w:pPr>
+        <w:pStyle w:val="SourceCode"/>
+      </w:pPr>
+      <w:r>
+        <w:t># The scripts read and write no files, so no fs_permissions are needed.</w:t>
+      </w:r>
+    </w:p>
+    <w:p>
+      <w:pPr>
+        <w:keepNext/>
+      </w:pPr>
+    </w:p>
+    <w:p>
+      <w:pPr>
+        <w:pStyle w:val="Heading3"/>
+      </w:pPr>
+      <w:r>
         <w:t>Linux or macOS Project Setup</w:t>
       </w:r>
     </w:p>
@@ -1265,8 +1385,62 @@
       </w:pPr>
     </w:p>
     <w:p>
-      <w:r>
-        <w:t>Save each source and supporting file from this lesson into the matching path in the project layout. As in Chapter 1, notepad .\rust\Cargo.toml creates and opens one: choose Yes, type the file, save it with Ctrl+S, and close Notepad (on Linux or macOS, nano ./rust/Cargo.toml: type the file, then save and close it with Ctrl+O, Enter, then Ctrl+X). The Linux commands leave out the assembly folder, because Linux Assembly is deferred.</w:t>
+      <w:pPr>
+        <w:keepNext/>
+      </w:pPr>
+      <w:r>
+        <w:t>Then create the Rust and Solidity project files with the same commands as on Windows.</w:t>
+      </w:r>
+    </w:p>
+    <w:p>
+      <w:pPr>
+        <w:keepNext/>
+      </w:pPr>
+    </w:p>
+    <w:p>
+      <w:pPr>
+        <w:pStyle w:val="CommandBlock"/>
+        <w:keepNext/>
+      </w:pPr>
+      <w:r>
+        <w:t>cargo init ./rust --name sort_contacts --vcs none</w:t>
+      </w:r>
+    </w:p>
+    <w:p>
+      <w:pPr>
+        <w:pStyle w:val="CommandBlock"/>
+        <w:keepNext/>
+      </w:pPr>
+      <w:r>
+        <w:t>cargo add --manifest-path ./rust/Cargo.toml mysql@=28.0.3</w:t>
+      </w:r>
+    </w:p>
+    <w:p>
+      <w:pPr>
+        <w:pStyle w:val="CommandBlock"/>
+      </w:pPr>
+      <w:r>
+        <w:t>forge init ./solidity --empty --no-git --offline --force</w:t>
+      </w:r>
+    </w:p>
+    <w:p>
+      <w:pPr>
+        <w:keepNext/>
+      </w:pPr>
+    </w:p>
+    <w:p>
+      <w:r>
+        <w:t>Type solidity/foundry.toml exactly as shown in the Windows setup.</w:t>
+      </w:r>
+    </w:p>
+    <w:p>
+      <w:pPr>
+        <w:keepNext/>
+      </w:pPr>
+    </w:p>
+    <w:p>
+      <w:r>
+        <w:t>You save each source file in its language's section below, as each is shown. As in Chapter 1, notepad .\rust\src\bin\basic_sort_contacts.rs creates and opens one: choose Yes, type the file, save it with Ctrl+S, and close Notepad (on Linux or macOS, nano ./rust/src/bin/basic_sort_contacts.rs: type the file, then save and close it with Ctrl+O, Enter, then Ctrl+X). The Linux commands leave out the assembly folder, because Linux Assembly is deferred.</w:t>
       </w:r>
     </w:p>
     <w:p>
@@ -1347,6 +1521,15 @@
         <w:keepNext/>
       </w:pPr>
       <w:r>
+        <w:t>Remove-Item .\rust\src\main.rs</w:t>
+      </w:r>
+    </w:p>
+    <w:p>
+      <w:pPr>
+        <w:pStyle w:val="CommandBlock"/>
+        <w:keepNext/>
+      </w:pPr>
+      <w:r>
         <w:t>curl.exe -fsSL -o .\vendor\mysql-1.9.0.tar `</w:t>
       </w:r>
     </w:p>
@@ -1413,6 +1596,15 @@
         <w:keepNext/>
       </w:pPr>
       <w:r>
+        <w:t>rm ./rust/src/main.rs</w:t>
+      </w:r>
+    </w:p>
+    <w:p>
+      <w:pPr>
+        <w:pStyle w:val="CommandBlock"/>
+        <w:keepNext/>
+      </w:pPr>
+      <w:r>
         <w:t>curl -fsSL -o ./vendor/mysql-1.9.0.tar \</w:t>
       </w:r>
     </w:p>
@@ -24548,7 +24740,7 @@
     </w:p>
     <w:p>
       <w:r>
-        <w:t>Cargo.toml names the Rust project and pins the mysql crate at exactly 28.0.3. foundry.toml is the Solidity project's settings file; these scripts read and write no files, so it allows none.</w:t>
+        <w:t>This is the file the setup commands wrote, shown here so you can check yours. Cargo.toml names the Rust project and pins the mysql crate at exactly 28.0.3. Yours has no comment lines, and its blank lines may differ; the comments here explain each part.</w:t>
       </w:r>
     </w:p>
     <w:p>
@@ -24668,77 +24860,6 @@
       </w:pPr>
       <w:r>
         <w:t>mysql = "=28.0.3"</w:t>
-      </w:r>
-    </w:p>
-    <w:p>
-      <w:pPr>
-        <w:keepNext/>
-      </w:pPr>
-    </w:p>
-    <w:p>
-      <w:pPr>
-        <w:keepNext/>
-      </w:pPr>
-    </w:p>
-    <w:p>
-      <w:pPr>
-        <w:pStyle w:val="Heading2"/>
-      </w:pPr>
-      <w:r>
-        <w:t>solidity/foundry.toml</w:t>
-      </w:r>
-    </w:p>
-    <w:p>
-      <w:pPr>
-        <w:pStyle w:val="SourceCode"/>
-        <w:keepNext/>
-      </w:pPr>
-      <w:r>
-        <w:t>[profile.default]</w:t>
-      </w:r>
-    </w:p>
-    <w:p>
-      <w:pPr>
-        <w:pStyle w:val="SourceCode"/>
-        <w:keepNext/>
-      </w:pPr>
-      <w:r>
-        <w:t># The files in script/ are the only Solidity sources in this project.</w:t>
-      </w:r>
-    </w:p>
-    <w:p>
-      <w:pPr>
-        <w:pStyle w:val="SourceCode"/>
-        <w:keepNext/>
-      </w:pPr>
-      <w:r>
-        <w:t>src = "script"</w:t>
-      </w:r>
-    </w:p>
-    <w:p>
-      <w:pPr>
-        <w:pStyle w:val="SourceCode"/>
-        <w:keepNext/>
-      </w:pPr>
-      <w:r>
-        <w:t># forge install puts forge-std in lib/.</w:t>
-      </w:r>
-    </w:p>
-    <w:p>
-      <w:pPr>
-        <w:pStyle w:val="SourceCode"/>
-        <w:keepNext/>
-      </w:pPr>
-      <w:r>
-        <w:t>libs = ["lib"]</w:t>
-      </w:r>
-    </w:p>
-    <w:p>
-      <w:pPr>
-        <w:pStyle w:val="SourceCode"/>
-      </w:pPr>
-      <w:r>
-        <w:t># The scripts read and write no files, so no fs_permissions are needed.</w:t>
       </w:r>
     </w:p>
     <w:p>
@@ -27268,31 +27389,31 @@
       </w:rPr>
     </w:lvl>
   </w:abstractNum>
-  <w:num w:numId="1" w16cid:durableId="676732872">
+  <w:num w:numId="1" w16cid:durableId="562837864">
     <w:abstractNumId w:val="8"/>
   </w:num>
-  <w:num w:numId="2" w16cid:durableId="1052195772">
+  <w:num w:numId="2" w16cid:durableId="813520531">
     <w:abstractNumId w:val="6"/>
   </w:num>
-  <w:num w:numId="3" w16cid:durableId="183515446">
+  <w:num w:numId="3" w16cid:durableId="1876967307">
     <w:abstractNumId w:val="5"/>
   </w:num>
-  <w:num w:numId="4" w16cid:durableId="1746566593">
+  <w:num w:numId="4" w16cid:durableId="796410160">
     <w:abstractNumId w:val="4"/>
   </w:num>
-  <w:num w:numId="5" w16cid:durableId="1642616764">
+  <w:num w:numId="5" w16cid:durableId="956450224">
     <w:abstractNumId w:val="7"/>
   </w:num>
-  <w:num w:numId="6" w16cid:durableId="725105816">
+  <w:num w:numId="6" w16cid:durableId="66071791">
     <w:abstractNumId w:val="3"/>
   </w:num>
-  <w:num w:numId="7" w16cid:durableId="484320554">
+  <w:num w:numId="7" w16cid:durableId="785466790">
     <w:abstractNumId w:val="2"/>
   </w:num>
-  <w:num w:numId="8" w16cid:durableId="1494686707">
+  <w:num w:numId="8" w16cid:durableId="930939170">
     <w:abstractNumId w:val="1"/>
   </w:num>
-  <w:num w:numId="9" w16cid:durableId="591091197">
+  <w:num w:numId="9" w16cid:durableId="356657372">
     <w:abstractNumId w:val="0"/>
   </w:num>
 </w:numbering>

--- a/Volume 1/Chapter 04 - Databases/SPA_Vol1_Ch4_Lesson4_10a_Sorting_Extended.docx
+++ b/Volume 1/Chapter 04 - Databases/SPA_Vol1_Ch4_Lesson4_10a_Sorting_Extended.docx
@@ -67,10 +67,10 @@
     </w:p>
     <w:p>
       <w:r>
-        <w:t>Sort and page the contacts from Assembly, Rust, and Erlang with exactly Lesson 4.10's queries: alphabetically by name with the id breaking ties, newest first by id, and page 2 of the alphabetical list, two contacts per page, under a heading that counts the contacts with COUNT(*): Page 2 of 3 (6 contacts). The page size and the offset travel as whole-number parameters, and the programs print the same lines as Lesson 4.10's. Solidity has no ORDER BY, no collation, and no LIMIT: its section shows how a contrac</w:t>
-      </w:r>
-      <w:r>
-        <w:t>t lists its entries instead, by walking a key array it keeps itself, why the sorting is done outside the contract, and why paging a key array costs the same at any page.</w:t>
+        <w:t>Sort and page the contacts from Assembly, Rust, and Erlang, each language in its own table, with exactly Lesson 4.10's queries: alphabetically by name with the id breaking ties, newest first by id, and page 2 of the alphabetical list, two contacts per page, under a heading that counts the contacts with COUNT(*): Page 2 of 3 (6 contacts). The page size and the offset travel as whole-number parameters, and the programs print the same lines as Lesson 4.10's. Solidity has no ORDER BY, no collation, and no LIMIT</w:t>
+      </w:r>
+      <w:r>
+        <w:t>: its section shows how a contract lists its entries instead, by walking a key array it keeps itself, why the sorting is done outside the contract, and why paging a key array costs the same at any page.</w:t>
       </w:r>
     </w:p>
     <w:p>
@@ -132,7 +132,15 @@
         <w:pStyle w:val="ListBullet"/>
       </w:pPr>
       <w:r>
-        <w:t>Remember, Lesson 4.10's four queries, set out the way they would be written in a file of SQL. The programs send each one as one line:</w:t>
+        <w:t>Remember, each language keeps its own table (Lesson 4.4), so the programs never touch each other's rows: contacts_assembly, contacts_rust, and contacts_erlang, each with Lesson 4.4's columns, the same six rows, and its own reset file.</w:t>
+      </w:r>
+    </w:p>
+    <w:p>
+      <w:pPr>
+        <w:pStyle w:val="ListBullet"/>
+      </w:pPr>
+      <w:r>
+        <w:t>Remember, Lesson 4.10's four queries, set out the way they would be written in a file of SQL. The programs send each one as one line, each language naming its own table; these are the Assembly programs':</w:t>
       </w:r>
     </w:p>
     <w:p>
@@ -155,7 +163,7 @@
         <w:keepNext/>
       </w:pPr>
       <w:r>
-        <w:t>FROM contacts</w:t>
+        <w:t>FROM contacts_assembly</w:t>
       </w:r>
     </w:p>
     <w:p>
@@ -188,7 +196,7 @@
         <w:keepNext/>
       </w:pPr>
       <w:r>
-        <w:t>FROM contacts</w:t>
+        <w:t>FROM contacts_assembly</w:t>
       </w:r>
     </w:p>
     <w:p>
@@ -221,7 +229,7 @@
         <w:keepNext/>
       </w:pPr>
       <w:r>
-        <w:t>FROM contacts</w:t>
+        <w:t>FROM contacts_assembly</w:t>
       </w:r>
     </w:p>
     <w:p>
@@ -262,7 +270,7 @@
         <w:pStyle w:val="RequiredOutput"/>
       </w:pPr>
       <w:r>
-        <w:t>FROM contacts</w:t>
+        <w:t>FROM contacts_assembly</w:t>
       </w:r>
     </w:p>
     <w:p>
@@ -676,7 +684,7 @@
         <w:keepNext/>
       </w:pPr>
       <w:r>
-        <w:t>Setup: Reset contacts to Six Known Rows (Lesson 4.10's Data Reset)</w:t>
+        <w:t>Setup: Reset Each Language's Table to Six Known Rows (Lesson 4.10's Data Reset)</w:t>
       </w:r>
     </w:p>
     <w:p>
@@ -814,7 +822,7 @@
         <w:pStyle w:val="ListBullet"/>
       </w:pPr>
       <w:r>
-        <w:t>Project Setup runs Lesson 4.10's Data Reset, unchanged: six known contacts, ids 1 to 6, in an order that is not alphabetical, with ada lovelace in lowercase, two different people named Alan Turing (ids 3 and 6), and Grace Hopper's phone NULL. The programs only read; none of them changes the table. The Collation Check shows the collation's order and the ordinal order.</w:t>
+        <w:t>Project Setup runs Lesson 4.10's Data Reset, once for each language's own table, contacts_assembly, contacts_rust, and contacts_erlang: six known contacts, ids 1 to 6, in an order that is not alphabetical, with ada lovelace in lowercase, two different people named Alan Turing (ids 3 and 6), and Grace Hopper's phone NULL. The programs only read; none of them changes its table. The Collation Check shows the collation's order and the ordinal order.</w:t>
       </w:r>
     </w:p>
     <w:p>
@@ -830,7 +838,7 @@
         <w:pStyle w:val="ListBullet"/>
       </w:pPr>
       <w:r>
-        <w:t>They print Contacts by name: with ORDER BY name, id, Contacts newest first: with ORDER BY id DESC, and then page 2 with ORDER BY name, id LIMIT ? OFFSET ?, sending 2 and 2 as whole-number parameters, under the heading Page 2 of 3 (6 contacts), 2 per page:, after reading SELECT COUNT(*) AS total FROM contacts. Each contact line is Lesson 4.6a's. These are Lesson 4.10's lines, word for word.</w:t>
+        <w:t>They print Contacts by name: with ORDER BY name, id, Contacts newest first: with ORDER BY id DESC, and then page 2 with ORDER BY name, id LIMIT ? OFFSET ?, sending 2 and 2 as whole-number parameters, under the heading Page 2 of 3 (6 contacts), 2 per page:, after reading SELECT COUNT(*) AS total FROM contacts_assembly, each language from its own table. Each contact line is Lesson 4.6a's. These are Lesson 4.10's lines, word for word.</w:t>
       </w:r>
     </w:p>
     <w:p>
@@ -900,7 +908,7 @@
         <w:keepNext/>
       </w:pPr>
       <w:r>
-        <w:t xml:space="preserve">  sql/reset_contacts.sql</w:t>
+        <w:t xml:space="preserve">  sql/reset_contacts_assembly.sql</w:t>
       </w:r>
     </w:p>
     <w:p>
@@ -909,6 +917,24 @@
         <w:keepNext/>
       </w:pPr>
       <w:r>
+        <w:t xml:space="preserve">  sql/reset_contacts_rust.sql</w:t>
+      </w:r>
+    </w:p>
+    <w:p>
+      <w:pPr>
+        <w:pStyle w:val="CommandBlock"/>
+        <w:keepNext/>
+      </w:pPr>
+      <w:r>
+        <w:t xml:space="preserve">  sql/reset_contacts_erlang.sql</w:t>
+      </w:r>
+    </w:p>
+    <w:p>
+      <w:pPr>
+        <w:pStyle w:val="CommandBlock"/>
+        <w:keepNext/>
+      </w:pPr>
+      <w:r>
         <w:t xml:space="preserve">  assembly/windows/basic_sort_contacts.asm</w:t>
       </w:r>
     </w:p>
@@ -1026,7 +1052,7 @@
     </w:p>
     <w:p>
       <w:r>
-        <w:t>This lesson uses what Lesson 4.0 set up once for the whole chapter: MySQL Server on port 3306, the lesson user devuser, the SPA_DB_PASSWORD variable, and the mysql client. Foundry is installed for every Solidity lesson. Setup has three steps: the lesson folder, the connectors inside it, and the lesson's known contacts.</w:t>
+        <w:t>This lesson uses what Lesson 4.0 set up once for the whole chapter: MySQL Server on port 3306, the lesson user devuser, the SPA_DB_PASSWORD variable, and the mysql client. Foundry is installed for every Solidity lesson. Setup has three steps: the lesson folder, the connectors inside it, and the lesson's known contacts, in each language's own table.</w:t>
       </w:r>
     </w:p>
     <w:p>
@@ -1871,10 +1897,10 @@
     </w:p>
     <w:p>
       <w:r>
-        <w:t>This is Lesson 4.10's Data Reset, unchanged. It resets the contacts table: it drops the table, with any rows earlier lessons or your own experiments left in it, creates it again with Lesson 4.4's exact definition, and inserts six known contacts, in an order that is not alphabetical, so sorting has work to do. The programs print whatever the table holds, so the table must hold exactly these rows; the programs only read. Run the reset again whenever you want the table back in this state. Save the file from Le</w:t>
-      </w:r>
-      <w:r>
-        <w:t>sson 4.10, or type it again from here.</w:t>
+        <w:t>This is Lesson 4.10's Data Reset, with one file for each of this lesson's languages. Remember, each language keeps its own table, so each has its own reset file, which touches only that table: reset_contacts_assembly.sql resets contacts_assembly, and running it never changes another language's rows. The three files differ only in the language's name. Each one resets its table: it drops the table, with any rows earlier lessons or your own experiments left in it, creates it again with Lesson 4.4's exact defin</w:t>
+      </w:r>
+      <w:r>
+        <w:t>ition, and inserts six known contacts, in an order that is not alphabetical, so sorting has work to do. The programs print whatever their table holds, so each table must hold exactly these rows; the programs only read. Run the reset again whenever you want the tables back in this state.</w:t>
       </w:r>
     </w:p>
     <w:p>
@@ -1887,41 +1913,49 @@
         <w:pStyle w:val="Heading3"/>
       </w:pPr>
       <w:r>
-        <w:t>sql/reset_contacts.sql</w:t>
-      </w:r>
-    </w:p>
-    <w:p>
-      <w:pPr>
-        <w:pStyle w:val="SourceCode"/>
-        <w:keepNext/>
-      </w:pPr>
-      <w:r>
-        <w:t>-- Lesson 4.10's known contacts. This file resets the contacts table: it</w:t>
-      </w:r>
-    </w:p>
-    <w:p>
-      <w:pPr>
-        <w:pStyle w:val="SourceCode"/>
-        <w:keepNext/>
-      </w:pPr>
-      <w:r>
-        <w:t>-- drops the table, with any rows earlier lessons or your own experiments</w:t>
-      </w:r>
-    </w:p>
-    <w:p>
-      <w:pPr>
-        <w:pStyle w:val="SourceCode"/>
-      </w:pPr>
-      <w:r>
-        <w:t>-- left in it, and builds it again with six known rows. The programs only</w:t>
-      </w:r>
-    </w:p>
-    <w:p>
-      <w:pPr>
-        <w:pStyle w:val="SourceCode"/>
-      </w:pPr>
-      <w:r>
-        <w:t>-- read; they never change the table.</w:t>
+        <w:t>sql/reset_contacts_assembly.sql</w:t>
+      </w:r>
+    </w:p>
+    <w:p>
+      <w:pPr>
+        <w:pStyle w:val="SourceCode"/>
+        <w:keepNext/>
+      </w:pPr>
+      <w:r>
+        <w:t>-- Lesson 4.10's known contacts for Assembly. This file resets</w:t>
+      </w:r>
+    </w:p>
+    <w:p>
+      <w:pPr>
+        <w:pStyle w:val="SourceCode"/>
+        <w:keepNext/>
+      </w:pPr>
+      <w:r>
+        <w:t>-- contacts_assembly, the Assembly programs' own contacts table: it drops</w:t>
+      </w:r>
+    </w:p>
+    <w:p>
+      <w:pPr>
+        <w:pStyle w:val="SourceCode"/>
+      </w:pPr>
+      <w:r>
+        <w:t>-- the table, with any rows earlier lessons or your own experiments left in</w:t>
+      </w:r>
+    </w:p>
+    <w:p>
+      <w:pPr>
+        <w:pStyle w:val="SourceCode"/>
+      </w:pPr>
+      <w:r>
+        <w:t>-- it, and builds it again with six known rows. The programs only read; they</w:t>
+      </w:r>
+    </w:p>
+    <w:p>
+      <w:pPr>
+        <w:pStyle w:val="SourceCode"/>
+      </w:pPr>
+      <w:r>
+        <w:t>-- never change the table.</w:t>
       </w:r>
     </w:p>
     <w:p>
@@ -1950,20 +1984,316 @@
         <w:pStyle w:val="SourceCode"/>
       </w:pPr>
       <w:r>
-        <w:t>DROP TABLE IF EXISTS contacts;</w:t>
-      </w:r>
-    </w:p>
-    <w:p>
-      <w:pPr>
-        <w:pStyle w:val="SourceCode"/>
-      </w:pPr>
-    </w:p>
-    <w:p>
-      <w:pPr>
-        <w:pStyle w:val="SourceCode"/>
-      </w:pPr>
-      <w:r>
-        <w:t>-- Lesson 4.4's contacts table, exactly as it defined it. CHARACTER SET</w:t>
+        <w:t>DROP TABLE IF EXISTS contacts_assembly;</w:t>
+      </w:r>
+    </w:p>
+    <w:p>
+      <w:pPr>
+        <w:pStyle w:val="SourceCode"/>
+      </w:pPr>
+    </w:p>
+    <w:p>
+      <w:pPr>
+        <w:pStyle w:val="SourceCode"/>
+      </w:pPr>
+      <w:r>
+        <w:t>-- Lesson 4.4's contacts_assembly table, exactly as it defined it. CHARACTER</w:t>
+      </w:r>
+    </w:p>
+    <w:p>
+      <w:pPr>
+        <w:pStyle w:val="SourceCode"/>
+      </w:pPr>
+      <w:r>
+        <w:t>-- SET utf8mb4 also gives every text column utf8mb4's default collation, the</w:t>
+      </w:r>
+    </w:p>
+    <w:p>
+      <w:pPr>
+        <w:pStyle w:val="SourceCode"/>
+      </w:pPr>
+      <w:r>
+        <w:t>-- rules the server uses to compare text, and so to sort it (Lesson 4.9).</w:t>
+      </w:r>
+    </w:p>
+    <w:p>
+      <w:pPr>
+        <w:pStyle w:val="SourceCode"/>
+      </w:pPr>
+      <w:r>
+        <w:t>CREATE TABLE contacts_assembly (</w:t>
+      </w:r>
+    </w:p>
+    <w:p>
+      <w:pPr>
+        <w:pStyle w:val="SourceCode"/>
+      </w:pPr>
+      <w:r>
+        <w:t xml:space="preserve">    id    INT AUTO_INCREMENT PRIMARY KEY,</w:t>
+      </w:r>
+    </w:p>
+    <w:p>
+      <w:pPr>
+        <w:pStyle w:val="SourceCode"/>
+      </w:pPr>
+      <w:r>
+        <w:t xml:space="preserve">    name  VARCHAR(100) NOT NULL,</w:t>
+      </w:r>
+    </w:p>
+    <w:p>
+      <w:pPr>
+        <w:pStyle w:val="SourceCode"/>
+      </w:pPr>
+      <w:r>
+        <w:t xml:space="preserve">    email VARCHAR(254) NOT NULL UNIQUE,</w:t>
+      </w:r>
+    </w:p>
+    <w:p>
+      <w:pPr>
+        <w:pStyle w:val="SourceCode"/>
+      </w:pPr>
+      <w:r>
+        <w:t xml:space="preserve">    phone VARCHAR(20)  NULL</w:t>
+      </w:r>
+    </w:p>
+    <w:p>
+      <w:pPr>
+        <w:pStyle w:val="SourceCode"/>
+      </w:pPr>
+      <w:r>
+        <w:t>) CHARACTER SET utf8mb4;</w:t>
+      </w:r>
+    </w:p>
+    <w:p>
+      <w:pPr>
+        <w:pStyle w:val="SourceCode"/>
+      </w:pPr>
+    </w:p>
+    <w:p>
+      <w:pPr>
+        <w:pStyle w:val="SourceCode"/>
+      </w:pPr>
+      <w:r>
+        <w:t>-- Six known contacts; the new table numbers them 1 to 6, in this order,</w:t>
+      </w:r>
+    </w:p>
+    <w:p>
+      <w:pPr>
+        <w:pStyle w:val="SourceCode"/>
+      </w:pPr>
+      <w:r>
+        <w:t>-- which is not alphabetical. ada lovelace was typed in lowercase, as real</w:t>
+      </w:r>
+    </w:p>
+    <w:p>
+      <w:pPr>
+        <w:pStyle w:val="SourceCode"/>
+      </w:pPr>
+      <w:r>
+        <w:t>-- data sometimes is. Two different people are both named Alan Turing</w:t>
+      </w:r>
+    </w:p>
+    <w:p>
+      <w:pPr>
+        <w:pStyle w:val="SourceCode"/>
+      </w:pPr>
+      <w:r>
+        <w:t>-- (ids 3 and 6), so sorting by name alone leaves their order open. Grace</w:t>
+      </w:r>
+    </w:p>
+    <w:p>
+      <w:pPr>
+        <w:pStyle w:val="SourceCode"/>
+      </w:pPr>
+      <w:r>
+        <w:t>-- Hopper's phone is NULL (Lesson 4.6).</w:t>
+      </w:r>
+    </w:p>
+    <w:p>
+      <w:pPr>
+        <w:pStyle w:val="SourceCode"/>
+      </w:pPr>
+      <w:r>
+        <w:t>INSERT INTO contacts_assembly (name, email, phone)</w:t>
+      </w:r>
+    </w:p>
+    <w:p>
+      <w:pPr>
+        <w:pStyle w:val="SourceCode"/>
+      </w:pPr>
+      <w:r>
+        <w:t xml:space="preserve">    VALUES ('Grace Hopper', 'grace@example.com', NULL);</w:t>
+      </w:r>
+    </w:p>
+    <w:p>
+      <w:pPr>
+        <w:pStyle w:val="SourceCode"/>
+      </w:pPr>
+      <w:r>
+        <w:t>INSERT INTO contacts_assembly (name, email, phone)</w:t>
+      </w:r>
+    </w:p>
+    <w:p>
+      <w:pPr>
+        <w:pStyle w:val="SourceCode"/>
+      </w:pPr>
+      <w:r>
+        <w:t xml:space="preserve">    VALUES ('ada lovelace', 'ada@example.com', '555-0100');</w:t>
+      </w:r>
+    </w:p>
+    <w:p>
+      <w:pPr>
+        <w:pStyle w:val="SourceCode"/>
+      </w:pPr>
+      <w:r>
+        <w:t>INSERT INTO contacts_assembly (name, email, phone)</w:t>
+      </w:r>
+    </w:p>
+    <w:p>
+      <w:pPr>
+        <w:pStyle w:val="SourceCode"/>
+      </w:pPr>
+      <w:r>
+        <w:t xml:space="preserve">    VALUES ('Alan Turing', 'alan@example.com', '555-0102');</w:t>
+      </w:r>
+    </w:p>
+    <w:p>
+      <w:pPr>
+        <w:pStyle w:val="SourceCode"/>
+      </w:pPr>
+      <w:r>
+        <w:t>INSERT INTO contacts_assembly (name, email, phone)</w:t>
+      </w:r>
+    </w:p>
+    <w:p>
+      <w:pPr>
+        <w:pStyle w:val="SourceCode"/>
+      </w:pPr>
+      <w:r>
+        <w:t xml:space="preserve">    VALUES ('Margaret Hamilton', 'margaret@example.org', '555-0104');</w:t>
+      </w:r>
+    </w:p>
+    <w:p>
+      <w:pPr>
+        <w:pStyle w:val="SourceCode"/>
+      </w:pPr>
+      <w:r>
+        <w:t>INSERT INTO contacts_assembly (name, email, phone)</w:t>
+      </w:r>
+    </w:p>
+    <w:p>
+      <w:pPr>
+        <w:pStyle w:val="SourceCode"/>
+        <w:keepNext/>
+      </w:pPr>
+      <w:r>
+        <w:t xml:space="preserve">    VALUES ('Katherine Johnson', 'katherine@example.org', '555-0103');</w:t>
+      </w:r>
+    </w:p>
+    <w:p>
+      <w:pPr>
+        <w:pStyle w:val="SourceCode"/>
+        <w:keepNext/>
+      </w:pPr>
+      <w:r>
+        <w:t>INSERT INTO contacts_assembly (name, email, phone)</w:t>
+      </w:r>
+    </w:p>
+    <w:p>
+      <w:pPr>
+        <w:pStyle w:val="SourceCode"/>
+      </w:pPr>
+      <w:r>
+        <w:t xml:space="preserve">    VALUES ('Alan Turing', 'alan.turing@example.org', '555-0105');</w:t>
+      </w:r>
+    </w:p>
+    <w:p>
+      <w:pPr>
+        <w:keepNext/>
+      </w:pPr>
+    </w:p>
+    <w:p>
+      <w:pPr>
+        <w:pStyle w:val="Heading3"/>
+      </w:pPr>
+      <w:r>
+        <w:t>sql/reset_contacts_rust.sql</w:t>
+      </w:r>
+    </w:p>
+    <w:p>
+      <w:pPr>
+        <w:pStyle w:val="SourceCode"/>
+        <w:keepNext/>
+      </w:pPr>
+      <w:r>
+        <w:t>-- Lesson 4.10's known contacts for Rust. This file resets contacts_rust,</w:t>
+      </w:r>
+    </w:p>
+    <w:p>
+      <w:pPr>
+        <w:pStyle w:val="SourceCode"/>
+        <w:keepNext/>
+      </w:pPr>
+      <w:r>
+        <w:t>-- the Rust programs' own contacts table: it drops the table, with any rows</w:t>
+      </w:r>
+    </w:p>
+    <w:p>
+      <w:pPr>
+        <w:pStyle w:val="SourceCode"/>
+      </w:pPr>
+      <w:r>
+        <w:t>-- earlier lessons or your own experiments left in it, and builds it again</w:t>
+      </w:r>
+    </w:p>
+    <w:p>
+      <w:pPr>
+        <w:pStyle w:val="SourceCode"/>
+      </w:pPr>
+      <w:r>
+        <w:t>-- with six known rows. The programs only read; they never change the table.</w:t>
+      </w:r>
+    </w:p>
+    <w:p>
+      <w:pPr>
+        <w:pStyle w:val="SourceCode"/>
+      </w:pPr>
+    </w:p>
+    <w:p>
+      <w:pPr>
+        <w:pStyle w:val="SourceCode"/>
+      </w:pPr>
+      <w:r>
+        <w:t>-- Remove the old table and every row in it (Lesson 4.4). IF EXISTS skips</w:t>
+      </w:r>
+    </w:p>
+    <w:p>
+      <w:pPr>
+        <w:pStyle w:val="SourceCode"/>
+      </w:pPr>
+      <w:r>
+        <w:t>-- this when there is no table yet.</w:t>
+      </w:r>
+    </w:p>
+    <w:p>
+      <w:pPr>
+        <w:pStyle w:val="SourceCode"/>
+      </w:pPr>
+      <w:r>
+        <w:t>DROP TABLE IF EXISTS contacts_rust;</w:t>
+      </w:r>
+    </w:p>
+    <w:p>
+      <w:pPr>
+        <w:pStyle w:val="SourceCode"/>
+      </w:pPr>
+    </w:p>
+    <w:p>
+      <w:pPr>
+        <w:pStyle w:val="SourceCode"/>
+      </w:pPr>
+      <w:r>
+        <w:t>-- Lesson 4.4's contacts_rust table, exactly as it defined it. CHARACTER SET</w:t>
       </w:r>
     </w:p>
     <w:p>
@@ -1987,7 +2317,7 @@
         <w:pStyle w:val="SourceCode"/>
       </w:pPr>
       <w:r>
-        <w:t>CREATE TABLE contacts (</w:t>
+        <w:t>CREATE TABLE contacts_rust (</w:t>
       </w:r>
     </w:p>
     <w:p>
@@ -2080,7 +2410,7 @@
         <w:pStyle w:val="SourceCode"/>
       </w:pPr>
       <w:r>
-        <w:t>INSERT INTO contacts (name, email, phone)</w:t>
+        <w:t>INSERT INTO contacts_rust (name, email, phone)</w:t>
       </w:r>
     </w:p>
     <w:p>
@@ -2096,7 +2426,7 @@
         <w:pStyle w:val="SourceCode"/>
       </w:pPr>
       <w:r>
-        <w:t>INSERT INTO contacts (name, email, phone)</w:t>
+        <w:t>INSERT INTO contacts_rust (name, email, phone)</w:t>
       </w:r>
     </w:p>
     <w:p>
@@ -2112,7 +2442,7 @@
         <w:pStyle w:val="SourceCode"/>
       </w:pPr>
       <w:r>
-        <w:t>INSERT INTO contacts (name, email, phone)</w:t>
+        <w:t>INSERT INTO contacts_rust (name, email, phone)</w:t>
       </w:r>
     </w:p>
     <w:p>
@@ -2128,7 +2458,7 @@
         <w:pStyle w:val="SourceCode"/>
       </w:pPr>
       <w:r>
-        <w:t>INSERT INTO contacts (name, email, phone)</w:t>
+        <w:t>INSERT INTO contacts_rust (name, email, phone)</w:t>
       </w:r>
     </w:p>
     <w:p>
@@ -2144,7 +2474,7 @@
         <w:pStyle w:val="SourceCode"/>
       </w:pPr>
       <w:r>
-        <w:t>INSERT INTO contacts (name, email, phone)</w:t>
+        <w:t>INSERT INTO contacts_rust (name, email, phone)</w:t>
       </w:r>
     </w:p>
     <w:p>
@@ -2162,7 +2492,7 @@
         <w:keepNext/>
       </w:pPr>
       <w:r>
-        <w:t>INSERT INTO contacts (name, email, phone)</w:t>
+        <w:t>INSERT INTO contacts_rust (name, email, phone)</w:t>
       </w:r>
     </w:p>
     <w:p>
@@ -2179,20 +2509,327 @@
       </w:pPr>
     </w:p>
     <w:p>
-      <w:r>
-        <w:t>Remember, the first command is Lesson 4.2's CREATE DATABASE IF NOT EXISTS spa_contacts, so this lesson works even if you start here. The second runs the file: source is the mysql client's own command, not SQL, and the client runs it from -e only with --commands; on Linux or macOS, &lt; sends the file to the client instead (Lesson 4.6). The third shows the table. Remember, MYSQL_PWD lasts only until the block's last line, -D names the database, and -t prints the answer as a table.</w:t>
-      </w:r>
-    </w:p>
-    <w:p>
-      <w:pPr>
-        <w:keepNext/>
-      </w:pPr>
-    </w:p>
-    <w:p>
       <w:pPr>
         <w:pStyle w:val="Heading3"/>
       </w:pPr>
       <w:r>
+        <w:t>sql/reset_contacts_erlang.sql</w:t>
+      </w:r>
+    </w:p>
+    <w:p>
+      <w:pPr>
+        <w:pStyle w:val="SourceCode"/>
+        <w:keepNext/>
+      </w:pPr>
+      <w:r>
+        <w:t>-- Lesson 4.10's known contacts for Erlang. This file resets</w:t>
+      </w:r>
+    </w:p>
+    <w:p>
+      <w:pPr>
+        <w:pStyle w:val="SourceCode"/>
+        <w:keepNext/>
+      </w:pPr>
+      <w:r>
+        <w:t>-- contacts_erlang, the Erlang programs' own contacts table: it drops the</w:t>
+      </w:r>
+    </w:p>
+    <w:p>
+      <w:pPr>
+        <w:pStyle w:val="SourceCode"/>
+      </w:pPr>
+      <w:r>
+        <w:t>-- table, with any rows earlier lessons or your own experiments left in it,</w:t>
+      </w:r>
+    </w:p>
+    <w:p>
+      <w:pPr>
+        <w:pStyle w:val="SourceCode"/>
+      </w:pPr>
+      <w:r>
+        <w:t>-- and builds it again with six known rows. The programs only read; they</w:t>
+      </w:r>
+    </w:p>
+    <w:p>
+      <w:pPr>
+        <w:pStyle w:val="SourceCode"/>
+      </w:pPr>
+      <w:r>
+        <w:t>-- never change the table.</w:t>
+      </w:r>
+    </w:p>
+    <w:p>
+      <w:pPr>
+        <w:pStyle w:val="SourceCode"/>
+      </w:pPr>
+    </w:p>
+    <w:p>
+      <w:pPr>
+        <w:pStyle w:val="SourceCode"/>
+      </w:pPr>
+      <w:r>
+        <w:t>-- Remove the old table and every row in it (Lesson 4.4). IF EXISTS skips</w:t>
+      </w:r>
+    </w:p>
+    <w:p>
+      <w:pPr>
+        <w:pStyle w:val="SourceCode"/>
+      </w:pPr>
+      <w:r>
+        <w:t>-- this when there is no table yet.</w:t>
+      </w:r>
+    </w:p>
+    <w:p>
+      <w:pPr>
+        <w:pStyle w:val="SourceCode"/>
+      </w:pPr>
+      <w:r>
+        <w:t>DROP TABLE IF EXISTS contacts_erlang;</w:t>
+      </w:r>
+    </w:p>
+    <w:p>
+      <w:pPr>
+        <w:pStyle w:val="SourceCode"/>
+      </w:pPr>
+    </w:p>
+    <w:p>
+      <w:pPr>
+        <w:pStyle w:val="SourceCode"/>
+      </w:pPr>
+      <w:r>
+        <w:t>-- Lesson 4.4's contacts_erlang table, exactly as it defined it. CHARACTER</w:t>
+      </w:r>
+    </w:p>
+    <w:p>
+      <w:pPr>
+        <w:pStyle w:val="SourceCode"/>
+      </w:pPr>
+      <w:r>
+        <w:t>-- SET utf8mb4 also gives every text column utf8mb4's default collation, the</w:t>
+      </w:r>
+    </w:p>
+    <w:p>
+      <w:pPr>
+        <w:pStyle w:val="SourceCode"/>
+      </w:pPr>
+      <w:r>
+        <w:t>-- rules the server uses to compare text, and so to sort it (Lesson 4.9).</w:t>
+      </w:r>
+    </w:p>
+    <w:p>
+      <w:pPr>
+        <w:pStyle w:val="SourceCode"/>
+      </w:pPr>
+      <w:r>
+        <w:t>CREATE TABLE contacts_erlang (</w:t>
+      </w:r>
+    </w:p>
+    <w:p>
+      <w:pPr>
+        <w:pStyle w:val="SourceCode"/>
+      </w:pPr>
+      <w:r>
+        <w:t xml:space="preserve">    id    INT AUTO_INCREMENT PRIMARY KEY,</w:t>
+      </w:r>
+    </w:p>
+    <w:p>
+      <w:pPr>
+        <w:pStyle w:val="SourceCode"/>
+      </w:pPr>
+      <w:r>
+        <w:t xml:space="preserve">    name  VARCHAR(100) NOT NULL,</w:t>
+      </w:r>
+    </w:p>
+    <w:p>
+      <w:pPr>
+        <w:pStyle w:val="SourceCode"/>
+      </w:pPr>
+      <w:r>
+        <w:t xml:space="preserve">    email VARCHAR(254) NOT NULL UNIQUE,</w:t>
+      </w:r>
+    </w:p>
+    <w:p>
+      <w:pPr>
+        <w:pStyle w:val="SourceCode"/>
+      </w:pPr>
+      <w:r>
+        <w:t xml:space="preserve">    phone VARCHAR(20)  NULL</w:t>
+      </w:r>
+    </w:p>
+    <w:p>
+      <w:pPr>
+        <w:pStyle w:val="SourceCode"/>
+      </w:pPr>
+      <w:r>
+        <w:t>) CHARACTER SET utf8mb4;</w:t>
+      </w:r>
+    </w:p>
+    <w:p>
+      <w:pPr>
+        <w:pStyle w:val="SourceCode"/>
+      </w:pPr>
+    </w:p>
+    <w:p>
+      <w:pPr>
+        <w:pStyle w:val="SourceCode"/>
+      </w:pPr>
+      <w:r>
+        <w:t>-- Six known contacts; the new table numbers them 1 to 6, in this order,</w:t>
+      </w:r>
+    </w:p>
+    <w:p>
+      <w:pPr>
+        <w:pStyle w:val="SourceCode"/>
+      </w:pPr>
+      <w:r>
+        <w:t>-- which is not alphabetical. ada lovelace was typed in lowercase, as real</w:t>
+      </w:r>
+    </w:p>
+    <w:p>
+      <w:pPr>
+        <w:pStyle w:val="SourceCode"/>
+      </w:pPr>
+      <w:r>
+        <w:t>-- data sometimes is. Two different people are both named Alan Turing</w:t>
+      </w:r>
+    </w:p>
+    <w:p>
+      <w:pPr>
+        <w:pStyle w:val="SourceCode"/>
+      </w:pPr>
+      <w:r>
+        <w:t>-- (ids 3 and 6), so sorting by name alone leaves their order open. Grace</w:t>
+      </w:r>
+    </w:p>
+    <w:p>
+      <w:pPr>
+        <w:pStyle w:val="SourceCode"/>
+      </w:pPr>
+      <w:r>
+        <w:t>-- Hopper's phone is NULL (Lesson 4.6).</w:t>
+      </w:r>
+    </w:p>
+    <w:p>
+      <w:pPr>
+        <w:pStyle w:val="SourceCode"/>
+      </w:pPr>
+      <w:r>
+        <w:t>INSERT INTO contacts_erlang (name, email, phone)</w:t>
+      </w:r>
+    </w:p>
+    <w:p>
+      <w:pPr>
+        <w:pStyle w:val="SourceCode"/>
+      </w:pPr>
+      <w:r>
+        <w:t xml:space="preserve">    VALUES ('Grace Hopper', 'grace@example.com', NULL);</w:t>
+      </w:r>
+    </w:p>
+    <w:p>
+      <w:pPr>
+        <w:pStyle w:val="SourceCode"/>
+      </w:pPr>
+      <w:r>
+        <w:t>INSERT INTO contacts_erlang (name, email, phone)</w:t>
+      </w:r>
+    </w:p>
+    <w:p>
+      <w:pPr>
+        <w:pStyle w:val="SourceCode"/>
+      </w:pPr>
+      <w:r>
+        <w:t xml:space="preserve">    VALUES ('ada lovelace', 'ada@example.com', '555-0100');</w:t>
+      </w:r>
+    </w:p>
+    <w:p>
+      <w:pPr>
+        <w:pStyle w:val="SourceCode"/>
+      </w:pPr>
+      <w:r>
+        <w:t>INSERT INTO contacts_erlang (name, email, phone)</w:t>
+      </w:r>
+    </w:p>
+    <w:p>
+      <w:pPr>
+        <w:pStyle w:val="SourceCode"/>
+      </w:pPr>
+      <w:r>
+        <w:t xml:space="preserve">    VALUES ('Alan Turing', 'alan@example.com', '555-0102');</w:t>
+      </w:r>
+    </w:p>
+    <w:p>
+      <w:pPr>
+        <w:pStyle w:val="SourceCode"/>
+      </w:pPr>
+      <w:r>
+        <w:t>INSERT INTO contacts_erlang (name, email, phone)</w:t>
+      </w:r>
+    </w:p>
+    <w:p>
+      <w:pPr>
+        <w:pStyle w:val="SourceCode"/>
+      </w:pPr>
+      <w:r>
+        <w:t xml:space="preserve">    VALUES ('Margaret Hamilton', 'margaret@example.org', '555-0104');</w:t>
+      </w:r>
+    </w:p>
+    <w:p>
+      <w:pPr>
+        <w:pStyle w:val="SourceCode"/>
+      </w:pPr>
+      <w:r>
+        <w:t>INSERT INTO contacts_erlang (name, email, phone)</w:t>
+      </w:r>
+    </w:p>
+    <w:p>
+      <w:pPr>
+        <w:pStyle w:val="SourceCode"/>
+        <w:keepNext/>
+      </w:pPr>
+      <w:r>
+        <w:t xml:space="preserve">    VALUES ('Katherine Johnson', 'katherine@example.org', '555-0103');</w:t>
+      </w:r>
+    </w:p>
+    <w:p>
+      <w:pPr>
+        <w:pStyle w:val="SourceCode"/>
+        <w:keepNext/>
+      </w:pPr>
+      <w:r>
+        <w:t>INSERT INTO contacts_erlang (name, email, phone)</w:t>
+      </w:r>
+    </w:p>
+    <w:p>
+      <w:pPr>
+        <w:pStyle w:val="SourceCode"/>
+      </w:pPr>
+      <w:r>
+        <w:t xml:space="preserve">    VALUES ('Alan Turing', 'alan.turing@example.org', '555-0105');</w:t>
+      </w:r>
+    </w:p>
+    <w:p>
+      <w:pPr>
+        <w:keepNext/>
+      </w:pPr>
+    </w:p>
+    <w:p>
+      <w:r>
+        <w:t>Remember, the first command is Lesson 4.2's CREATE DATABASE IF NOT EXISTS spa_contacts, so this lesson works even if you start here. The next three run the files, one per language: source is the mysql client's own command, not SQL, and the client runs it from -e only with --commands; on Linux or macOS, &lt; sends the file to the client instead (Lesson 4.6). The last shows the Rust programs' table, contacts_rust; put contacts_assembly or contacts_erlang in its place to see another language's, which holds the sa</w:t>
+      </w:r>
+      <w:r>
+        <w:t>me rows. Remember, MYSQL_PWD lasts only until the block's last line, -D names the database, and -t prints the answer as a table.</w:t>
+      </w:r>
+    </w:p>
+    <w:p>
+      <w:pPr>
+        <w:keepNext/>
+      </w:pPr>
+    </w:p>
+    <w:p>
+      <w:pPr>
+        <w:pStyle w:val="Heading3"/>
+      </w:pPr>
+      <w:r>
         <w:t>Windows PowerShell Data Reset</w:t>
       </w:r>
     </w:p>
@@ -2247,7 +2884,7 @@
         <w:keepNext/>
       </w:pPr>
       <w:r>
-        <w:t xml:space="preserve">    -e "source ./sql/reset_contacts.sql"</w:t>
+        <w:t xml:space="preserve">    -e "source ./sql/reset_contacts_assembly.sql"</w:t>
       </w:r>
     </w:p>
     <w:p>
@@ -2256,6 +2893,42 @@
         <w:keepNext/>
       </w:pPr>
       <w:r>
+        <w:t>&amp; $mysql -u devuser -h 127.0.0.1 -P 3306 -D spa_contacts --commands `</w:t>
+      </w:r>
+    </w:p>
+    <w:p>
+      <w:pPr>
+        <w:pStyle w:val="CommandBlock"/>
+        <w:keepNext/>
+      </w:pPr>
+      <w:r>
+        <w:t xml:space="preserve">    -e "source ./sql/reset_contacts_rust.sql"</w:t>
+      </w:r>
+    </w:p>
+    <w:p>
+      <w:pPr>
+        <w:pStyle w:val="CommandBlock"/>
+        <w:keepNext/>
+      </w:pPr>
+      <w:r>
+        <w:t>&amp; $mysql -u devuser -h 127.0.0.1 -P 3306 -D spa_contacts --commands `</w:t>
+      </w:r>
+    </w:p>
+    <w:p>
+      <w:pPr>
+        <w:pStyle w:val="CommandBlock"/>
+        <w:keepNext/>
+      </w:pPr>
+      <w:r>
+        <w:t xml:space="preserve">    -e "source ./sql/reset_contacts_erlang.sql"</w:t>
+      </w:r>
+    </w:p>
+    <w:p>
+      <w:pPr>
+        <w:pStyle w:val="CommandBlock"/>
+        <w:keepNext/>
+      </w:pPr>
+      <w:r>
         <w:t>&amp; $mysql -u devuser -h 127.0.0.1 -P 3306 -D spa_contacts -t `</w:t>
       </w:r>
     </w:p>
@@ -2265,7 +2938,7 @@
         <w:keepNext/>
       </w:pPr>
       <w:r>
-        <w:t xml:space="preserve">    -e "SELECT id, name, email, phone FROM contacts ORDER BY id"</w:t>
+        <w:t xml:space="preserve">    -e "SELECT id, name, email, phone FROM contacts_rust ORDER BY id"</w:t>
       </w:r>
     </w:p>
     <w:p>
@@ -2322,7 +2995,7 @@
         <w:keepNext/>
       </w:pPr>
       <w:r>
-        <w:t>mysql -u devuser -h 127.0.0.1 -P 3306 -D spa_contacts &lt; ./sql/reset_contacts.sql</w:t>
+        <w:t>mysql -u devuser -h 127.0.0.1 -P 3306 -D spa_contacts \</w:t>
       </w:r>
     </w:p>
     <w:p>
@@ -2331,6 +3004,51 @@
         <w:keepNext/>
       </w:pPr>
       <w:r>
+        <w:t xml:space="preserve">    &lt; ./sql/reset_contacts_assembly.sql</w:t>
+      </w:r>
+    </w:p>
+    <w:p>
+      <w:pPr>
+        <w:pStyle w:val="CommandBlock"/>
+        <w:keepNext/>
+      </w:pPr>
+      <w:r>
+        <w:t>mysql -u devuser -h 127.0.0.1 -P 3306 -D spa_contacts \</w:t>
+      </w:r>
+    </w:p>
+    <w:p>
+      <w:pPr>
+        <w:pStyle w:val="CommandBlock"/>
+        <w:keepNext/>
+      </w:pPr>
+      <w:r>
+        <w:t xml:space="preserve">    &lt; ./sql/reset_contacts_rust.sql</w:t>
+      </w:r>
+    </w:p>
+    <w:p>
+      <w:pPr>
+        <w:pStyle w:val="CommandBlock"/>
+        <w:keepNext/>
+      </w:pPr>
+      <w:r>
+        <w:t>mysql -u devuser -h 127.0.0.1 -P 3306 -D spa_contacts \</w:t>
+      </w:r>
+    </w:p>
+    <w:p>
+      <w:pPr>
+        <w:pStyle w:val="CommandBlock"/>
+        <w:keepNext/>
+      </w:pPr>
+      <w:r>
+        <w:t xml:space="preserve">    &lt; ./sql/reset_contacts_erlang.sql</w:t>
+      </w:r>
+    </w:p>
+    <w:p>
+      <w:pPr>
+        <w:pStyle w:val="CommandBlock"/>
+        <w:keepNext/>
+      </w:pPr>
+      <w:r>
         <w:t>mysql -u devuser -h 127.0.0.1 -P 3306 -D spa_contacts -t \</w:t>
       </w:r>
     </w:p>
@@ -2340,7 +3058,7 @@
         <w:keepNext/>
       </w:pPr>
       <w:r>
-        <w:t xml:space="preserve">    -e "SELECT id, name, email, phone FROM contacts ORDER BY id"</w:t>
+        <w:t xml:space="preserve">    -e "SELECT id, name, email, phone FROM contacts_rust ORDER BY id"</w:t>
       </w:r>
     </w:p>
     <w:p>
@@ -2361,7 +3079,7 @@
         <w:keepNext/>
       </w:pPr>
       <w:r>
-        <w:t>The first two commands print nothing. The query prints exactly this table, in id order, the order the rows were inserted:</w:t>
+        <w:t>The first four commands print nothing. The query prints exactly this table, in id order, the order the rows were inserted:</w:t>
       </w:r>
     </w:p>
     <w:p>
@@ -2489,7 +3207,10 @@
         <w:keepNext/>
       </w:pPr>
       <w:r>
-        <w:t>Remember, Lesson 4.10's Collation Check: COLLATION(name) names the column's collation, the second query sorts by it, and the third sorts the same names with COLLATE utf8mb4_0900_bin, character code by character code, Lesson 2.7's ordinal order. Solidity's section sorts in that third order.</w:t>
+        <w:t>Remember, Lesson 4.10's Collation Check: COLLATION(name) names the column's collation, the second query sorts by it, and the third sorts the same names with COLLATE utf8mb4_0900_bin, character code by character code, Lesson 2.7's ordinal order. Solidity's section sorts in that third order. The queries read the Rust programs' table, contacts_rust; every language's table gives the same answers. The third query is too long for one line, so, as in Lesson 4.0's Connection Check, it is kept in $binaryOrder first:</w:t>
+      </w:r>
+      <w:r>
+        <w:t xml:space="preserve"> the ` at the end of its line continues it on the next line, and + joins the two pieces of text into one (on Linux or macOS, the quoted text simply goes on to the next line).</w:t>
       </w:r>
     </w:p>
     <w:p>
@@ -2530,7 +3251,7 @@
         <w:keepNext/>
       </w:pPr>
       <w:r>
-        <w:t xml:space="preserve">    -e "SELECT COLLATION(name) FROM contacts LIMIT 1"</w:t>
+        <w:t xml:space="preserve">    -e "SELECT COLLATION(name) FROM contacts_rust LIMIT 1"</w:t>
       </w:r>
     </w:p>
     <w:p>
@@ -2548,7 +3269,7 @@
         <w:keepNext/>
       </w:pPr>
       <w:r>
-        <w:t xml:space="preserve">    -e "SELECT id, name FROM contacts ORDER BY name, id"</w:t>
+        <w:t xml:space="preserve">    -e "SELECT id, name FROM contacts_rust ORDER BY name, id"</w:t>
       </w:r>
     </w:p>
     <w:p>
@@ -2557,7 +3278,7 @@
         <w:keepNext/>
       </w:pPr>
       <w:r>
-        <w:t>&amp; $mysql -u devuser -h 127.0.0.1 -P 3306 -D spa_contacts -t `</w:t>
+        <w:t>$binaryOrder = "SELECT id, name FROM contacts_rust " + `</w:t>
       </w:r>
     </w:p>
     <w:p>
@@ -2566,12 +3287,21 @@
         <w:keepNext/>
       </w:pPr>
       <w:r>
-        <w:t xml:space="preserve">    -e "SELECT id, name FROM contacts ORDER BY name COLLATE utf8mb4_0900_bin, id"</w:t>
+        <w:t xml:space="preserve">    "ORDER BY name COLLATE utf8mb4_0900_bin, id"</w:t>
       </w:r>
     </w:p>
     <w:p>
       <w:pPr>
         <w:pStyle w:val="CommandBlock"/>
+        <w:keepNext/>
+      </w:pPr>
+      <w:r>
+        <w:t>&amp; $mysql -u devuser -h 127.0.0.1 -P 3306 -D spa_contacts -t -e $binaryOrder</w:t>
+      </w:r>
+    </w:p>
+    <w:p>
+      <w:pPr>
+        <w:pStyle w:val="CommandBlock"/>
       </w:pPr>
       <w:r>
         <w:t>Remove-Item Env:MYSQL_PWD</w:t>
@@ -2614,7 +3344,7 @@
         <w:keepNext/>
       </w:pPr>
       <w:r>
-        <w:t xml:space="preserve">    -e "SELECT COLLATION(name) FROM contacts LIMIT 1"</w:t>
+        <w:t xml:space="preserve">    -e "SELECT COLLATION(name) FROM contacts_rust LIMIT 1"</w:t>
       </w:r>
     </w:p>
     <w:p>
@@ -2632,7 +3362,7 @@
         <w:keepNext/>
       </w:pPr>
       <w:r>
-        <w:t xml:space="preserve">    -e "SELECT id, name FROM contacts ORDER BY name, id"</w:t>
+        <w:t xml:space="preserve">    -e "SELECT id, name FROM contacts_rust ORDER BY name, id"</w:t>
       </w:r>
     </w:p>
     <w:p>
@@ -2641,7 +3371,7 @@
         <w:keepNext/>
       </w:pPr>
       <w:r>
-        <w:t>mysql -u devuser -h 127.0.0.1 -P 3306 -D spa_contacts -t \</w:t>
+        <w:t>binary_order="SELECT id, name FROM contacts_rust</w:t>
       </w:r>
     </w:p>
     <w:p>
@@ -2650,12 +3380,21 @@
         <w:keepNext/>
       </w:pPr>
       <w:r>
-        <w:t xml:space="preserve">    -e "SELECT id, name FROM contacts ORDER BY name COLLATE utf8mb4_0900_bin, id"</w:t>
+        <w:t xml:space="preserve">    ORDER BY name COLLATE utf8mb4_0900_bin, id"</w:t>
       </w:r>
     </w:p>
     <w:p>
       <w:pPr>
         <w:pStyle w:val="CommandBlock"/>
+        <w:keepNext/>
+      </w:pPr>
+      <w:r>
+        <w:t>mysql -u devuser -h 127.0.0.1 -P 3306 -D spa_contacts -t -e "$binary_order"</w:t>
+      </w:r>
+    </w:p>
+    <w:p>
+      <w:pPr>
+        <w:pStyle w:val="CommandBlock"/>
       </w:pPr>
       <w:r>
         <w:t>unset MYSQL_PWD</w:t>
@@ -2989,7 +3728,7 @@
         <w:pStyle w:val="ListBullet"/>
       </w:pPr>
       <w:r>
-        <w:t>Unknown database 'spa_contacts' (error 1049), or Table 'spa_contacts.contacts' doesn't exist (error 1146): the Data Reset has not run yet. Run it.</w:t>
+        <w:t>Unknown database 'spa_contacts' (error 1049), or Table 'spa_contacts.contacts_rust' doesn't exist (error 1146), naming your language's table: the Data Reset has not run yet. Run it.</w:t>
       </w:r>
     </w:p>
     <w:p>
@@ -3611,7 +4350,7 @@
         <w:pStyle w:val="SourceCode"/>
       </w:pPr>
       <w:r>
-        <w:t xml:space="preserve">    by_name_sql     db "SELECT id, name, email, phone FROM contacts "</w:t>
+        <w:t xml:space="preserve">    by_name_sql     db "SELECT id, name, email, phone FROM contacts_assembly "</w:t>
       </w:r>
     </w:p>
     <w:p>
@@ -3643,7 +4382,7 @@
         <w:pStyle w:val="SourceCode"/>
       </w:pPr>
       <w:r>
-        <w:t xml:space="preserve">    newest_first_sql db "SELECT id, name, email, phone FROM contacts "</w:t>
+        <w:t xml:space="preserve">    newest_first_sql db "SELECT id, name, email, phone FROM contacts_assembly "</w:t>
       </w:r>
     </w:p>
     <w:p>
@@ -3683,7 +4422,7 @@
         <w:pStyle w:val="SourceCode"/>
       </w:pPr>
       <w:r>
-        <w:t xml:space="preserve">    page_by_name_sql db "SELECT id, name, email, phone FROM contacts "</w:t>
+        <w:t xml:space="preserve">    page_by_name_sql db "SELECT id, name, email, phone FROM contacts_assembly "</w:t>
       </w:r>
     </w:p>
     <w:p>
@@ -3715,7 +4454,7 @@
         <w:pStyle w:val="SourceCode"/>
       </w:pPr>
       <w:r>
-        <w:t xml:space="preserve">    count_contacts_sql db "SELECT COUNT(*) AS total FROM contacts", 0</w:t>
+        <w:t xml:space="preserve">    count_contacts_sql db "SELECT COUNT(*) AS total FROM contacts_assembly", 0</w:t>
       </w:r>
     </w:p>
     <w:p>
@@ -7084,7 +7823,7 @@
         <w:pStyle w:val="ListBullet"/>
       </w:pPr>
       <w:r>
-        <w:t>If you see other contacts, other ids, or another number of lines, the table changed after the Data Reset, for example when an earlier lesson's program ran: rerun the Data Reset in Project Setup, then run the program again.</w:t>
+        <w:t>If you see other contacts, other ids, or another number of lines, your language's table changed after the Data Reset, for example when an earlier lesson's program ran: rerun the Data Reset in Project Setup, then run the program again.</w:t>
       </w:r>
     </w:p>
     <w:p>
@@ -7711,7 +8450,7 @@
         <w:pStyle w:val="SourceCode"/>
       </w:pPr>
       <w:r>
-        <w:t xml:space="preserve">    by_name_sql     db "SELECT id, name, email, phone FROM contacts "</w:t>
+        <w:t xml:space="preserve">    by_name_sql     db "SELECT id, name, email, phone FROM contacts_assembly "</w:t>
       </w:r>
     </w:p>
     <w:p>
@@ -7727,7 +8466,7 @@
         <w:pStyle w:val="SourceCode"/>
       </w:pPr>
       <w:r>
-        <w:t xml:space="preserve">    newest_first_sql db "SELECT id, name, email, phone FROM contacts "</w:t>
+        <w:t xml:space="preserve">    newest_first_sql db "SELECT id, name, email, phone FROM contacts_assembly "</w:t>
       </w:r>
     </w:p>
     <w:p>
@@ -7743,7 +8482,7 @@
         <w:pStyle w:val="SourceCode"/>
       </w:pPr>
       <w:r>
-        <w:t xml:space="preserve">    page_by_name_sql db "SELECT id, name, email, phone FROM contacts "</w:t>
+        <w:t xml:space="preserve">    page_by_name_sql db "SELECT id, name, email, phone FROM contacts_assembly "</w:t>
       </w:r>
     </w:p>
     <w:p>
@@ -7759,7 +8498,7 @@
         <w:pStyle w:val="SourceCode"/>
       </w:pPr>
       <w:r>
-        <w:t xml:space="preserve">    count_contacts_sql db "SELECT COUNT(*) AS total FROM contacts", 0</w:t>
+        <w:t xml:space="preserve">    count_contacts_sql db "SELECT COUNT(*) AS total FROM contacts_assembly", 0</w:t>
       </w:r>
     </w:p>
     <w:p>
@@ -12400,7 +13139,7 @@
         <w:pStyle w:val="ListBullet"/>
       </w:pPr>
       <w:r>
-        <w:t>If you see other contacts, other ids, or another number of lines, the table changed after the Data Reset, for example when an earlier lesson's program ran: rerun the Data Reset in Project Setup, then run the program again.</w:t>
+        <w:t>If you see other contacts, other ids, or another number of lines, your language's table changed after the Data Reset, for example when an earlier lesson's program ran: rerun the Data Reset in Project Setup, then run the program again.</w:t>
       </w:r>
     </w:p>
     <w:p>
@@ -12681,7 +13420,7 @@
         <w:pStyle w:val="SourceCode"/>
       </w:pPr>
       <w:r>
-        <w:t xml:space="preserve">    "SELECT id, name, email, phone FROM contacts ORDER BY name, id";</w:t>
+        <w:t xml:space="preserve">    "SELECT id, name, email, phone FROM contacts_rust ORDER BY name, id";</w:t>
       </w:r>
     </w:p>
     <w:p>
@@ -12718,7 +13457,7 @@
         <w:pStyle w:val="SourceCode"/>
       </w:pPr>
       <w:r>
-        <w:t xml:space="preserve">    "SELECT id, name, email, phone FROM contacts ORDER BY id DESC";</w:t>
+        <w:t xml:space="preserve">    "SELECT id, name, email, phone FROM contacts_rust ORDER BY id DESC";</w:t>
       </w:r>
     </w:p>
     <w:p>
@@ -12755,7 +13494,7 @@
         <w:pStyle w:val="SourceCode"/>
       </w:pPr>
       <w:r>
-        <w:t>const PAGE_BY_NAME: &amp;str = "SELECT id, name, email, phone FROM contacts \</w:t>
+        <w:t>const PAGE_BY_NAME: &amp;str = "SELECT id, name, email, phone FROM contacts_rust \</w:t>
       </w:r>
     </w:p>
     <w:p>
@@ -12792,7 +13531,7 @@
         <w:pStyle w:val="SourceCode"/>
       </w:pPr>
       <w:r>
-        <w:t>const COUNT_CONTACTS: &amp;str = "SELECT COUNT(*) AS total FROM contacts";</w:t>
+        <w:t>const COUNT_CONTACTS: &amp;str = "SELECT COUNT(*) AS total FROM contacts_rust";</w:t>
       </w:r>
     </w:p>
     <w:p>
@@ -13968,7 +14707,7 @@
         <w:pStyle w:val="ListBullet"/>
       </w:pPr>
       <w:r>
-        <w:t>If you see other contacts, other ids, or another number of lines, the table changed after the Data Reset, for example when an earlier lesson's program ran: rerun the Data Reset in Project Setup, then run the program again.</w:t>
+        <w:t>If you see other contacts, other ids, or another number of lines, your language's table changed after the Data Reset, for example when an earlier lesson's program ran: rerun the Data Reset in Project Setup, then run the program again.</w:t>
       </w:r>
     </w:p>
     <w:p>
@@ -14195,7 +14934,7 @@
         <w:pStyle w:val="SourceCode"/>
       </w:pPr>
       <w:r>
-        <w:t xml:space="preserve">    "SELECT id, name, email, phone FROM contacts ORDER BY name, id";</w:t>
+        <w:t xml:space="preserve">    "SELECT id, name, email, phone FROM contacts_rust ORDER BY name, id";</w:t>
       </w:r>
     </w:p>
     <w:p>
@@ -14211,15 +14950,15 @@
         <w:pStyle w:val="SourceCode"/>
       </w:pPr>
       <w:r>
-        <w:t xml:space="preserve">    "SELECT id, name, email, phone FROM contacts ORDER BY id DESC";</w:t>
-      </w:r>
-    </w:p>
-    <w:p>
-      <w:pPr>
-        <w:pStyle w:val="SourceCode"/>
-      </w:pPr>
-      <w:r>
-        <w:t>const PAGE_BY_NAME: &amp;str = "SELECT id, name, email, phone FROM contacts \</w:t>
+        <w:t xml:space="preserve">    "SELECT id, name, email, phone FROM contacts_rust ORDER BY id DESC";</w:t>
+      </w:r>
+    </w:p>
+    <w:p>
+      <w:pPr>
+        <w:pStyle w:val="SourceCode"/>
+      </w:pPr>
+      <w:r>
+        <w:t>const PAGE_BY_NAME: &amp;str = "SELECT id, name, email, phone FROM contacts_rust \</w:t>
       </w:r>
     </w:p>
     <w:p>
@@ -14251,7 +14990,7 @@
         <w:pStyle w:val="SourceCode"/>
       </w:pPr>
       <w:r>
-        <w:t>const COUNT_CONTACTS: &amp;str = "SELECT COUNT(*) AS total FROM contacts";</w:t>
+        <w:t>const COUNT_CONTACTS: &amp;str = "SELECT COUNT(*) AS total FROM contacts_rust";</w:t>
       </w:r>
     </w:p>
     <w:p>
@@ -16093,7 +16832,7 @@
         <w:pStyle w:val="ListBullet"/>
       </w:pPr>
       <w:r>
-        <w:t>If you see other contacts, other ids, or another number of lines, the table changed after the Data Reset, for example when an earlier lesson's program ran: rerun the Data Reset in Project Setup, then run the program again.</w:t>
+        <w:t>If you see other contacts, other ids, or another number of lines, your language's table changed after the Data Reset, for example when an earlier lesson's program ran: rerun the Data Reset in Project Setup, then run the program again.</w:t>
       </w:r>
     </w:p>
     <w:p>
@@ -16326,7 +17065,7 @@
         <w:pStyle w:val="SourceCode"/>
       </w:pPr>
       <w:r>
-        <w:t xml:space="preserve">        "SELECT id, name, email, phone FROM contacts ORDER BY name, id").</w:t>
+        <w:t xml:space="preserve">        "SELECT id, name, email, phone FROM contacts_erlang ORDER BY name, id").</w:t>
       </w:r>
     </w:p>
     <w:p>
@@ -16363,7 +17102,7 @@
         <w:pStyle w:val="SourceCode"/>
       </w:pPr>
       <w:r>
-        <w:t xml:space="preserve">        "SELECT id, name, email, phone FROM contacts ORDER BY id DESC").</w:t>
+        <w:t xml:space="preserve">        "SELECT id, name, email, phone FROM contacts_erlang ORDER BY id DESC").</w:t>
       </w:r>
     </w:p>
     <w:p>
@@ -16408,7 +17147,7 @@
         <w:pStyle w:val="SourceCode"/>
       </w:pPr>
       <w:r>
-        <w:t xml:space="preserve">        "SELECT id, name, email, phone FROM contacts "</w:t>
+        <w:t xml:space="preserve">        "SELECT id, name, email, phone FROM contacts_erlang "</w:t>
       </w:r>
     </w:p>
     <w:p>
@@ -16445,7 +17184,7 @@
         <w:pStyle w:val="SourceCode"/>
       </w:pPr>
       <w:r>
-        <w:t>-define(COUNT_CONTACTS, "SELECT COUNT(*) AS total FROM contacts").</w:t>
+        <w:t>-define(COUNT_CONTACTS, "SELECT COUNT(*) AS total FROM contacts_erlang").</w:t>
       </w:r>
     </w:p>
     <w:p>
@@ -17617,7 +18356,7 @@
         <w:pStyle w:val="ListBullet"/>
       </w:pPr>
       <w:r>
-        <w:t>If you see other contacts, other ids, or another number of lines, the table changed after the Data Reset, for example when an earlier lesson's program ran: rerun the Data Reset in Project Setup, then run the program again.</w:t>
+        <w:t>If you see other contacts, other ids, or another number of lines, your language's table changed after the Data Reset, for example when an earlier lesson's program ran: rerun the Data Reset in Project Setup, then run the program again.</w:t>
       </w:r>
     </w:p>
     <w:p>
@@ -17812,7 +18551,7 @@
         <w:pStyle w:val="SourceCode"/>
       </w:pPr>
       <w:r>
-        <w:t xml:space="preserve">        "SELECT id, name, email, phone FROM contacts ORDER BY name, id").</w:t>
+        <w:t xml:space="preserve">        "SELECT id, name, email, phone FROM contacts_erlang ORDER BY name, id").</w:t>
       </w:r>
     </w:p>
     <w:p>
@@ -17828,7 +18567,7 @@
         <w:pStyle w:val="SourceCode"/>
       </w:pPr>
       <w:r>
-        <w:t xml:space="preserve">        "SELECT id, name, email, phone FROM contacts ORDER BY id DESC").</w:t>
+        <w:t xml:space="preserve">        "SELECT id, name, email, phone FROM contacts_erlang ORDER BY id DESC").</w:t>
       </w:r>
     </w:p>
     <w:p>
@@ -17844,7 +18583,7 @@
         <w:pStyle w:val="SourceCode"/>
       </w:pPr>
       <w:r>
-        <w:t xml:space="preserve">        "SELECT id, name, email, phone FROM contacts "</w:t>
+        <w:t xml:space="preserve">        "SELECT id, name, email, phone FROM contacts_erlang "</w:t>
       </w:r>
     </w:p>
     <w:p>
@@ -17876,7 +18615,7 @@
         <w:pStyle w:val="SourceCode"/>
       </w:pPr>
       <w:r>
-        <w:t>-define(COUNT_CONTACTS, "SELECT COUNT(*) AS total FROM contacts").</w:t>
+        <w:t>-define(COUNT_CONTACTS, "SELECT COUNT(*) AS total FROM contacts_erlang").</w:t>
       </w:r>
     </w:p>
     <w:p>
@@ -19902,7 +20641,7 @@
         <w:pStyle w:val="ListBullet"/>
       </w:pPr>
       <w:r>
-        <w:t>If you see other contacts, other ids, or another number of lines, the table changed after the Data Reset, for example when an earlier lesson's program ran: rerun the Data Reset in Project Setup, then run the program again.</w:t>
+        <w:t>If you see other contacts, other ids, or another number of lines, your language's table changed after the Data Reset, for example when an earlier lesson's program ran: rerun the Data Reset in Project Setup, then run the program again.</w:t>
       </w:r>
     </w:p>
     <w:p>
@@ -25033,7 +25772,16 @@
         <w:keepNext/>
       </w:pPr>
       <w:r>
-        <w:t>Count: SELECT COUNT(*) AS total FROM contacts gives 6</w:t>
+        <w:t>Tables: contacts_assembly, contacts_rust, contacts_erlang; the same six rows</w:t>
+      </w:r>
+    </w:p>
+    <w:p>
+      <w:pPr>
+        <w:pStyle w:val="RequiredOutput"/>
+        <w:keepNext/>
+      </w:pPr>
+      <w:r>
+        <w:t>Count: SELECT COUNT(*) AS total FROM contacts_assembly gives 6</w:t>
       </w:r>
     </w:p>
     <w:p>
@@ -25417,7 +26165,7 @@
         <w:pStyle w:val="ListBullet"/>
       </w:pPr>
       <w:r>
-        <w:t>Running a program before the Data Reset, or after another lesson's program changed the table. The output shows other rows; rerun the Data Reset.</w:t>
+        <w:t>Running a program before the Data Reset, or after another lesson's program changed your language's table. The output shows other rows; rerun the Data Reset.</w:t>
       </w:r>
     </w:p>
     <w:p>
@@ -25476,7 +26224,7 @@
     </w:p>
     <w:p>
       <w:r>
-        <w:t>List the contacts from Z to A. Add a query to the Production-Minded program, SELECT id, name, email, phone FROM contacts ORDER BY name DESC, id DESC, and after the newest-first list print it with list_sorted under the label Contacts by name, Z to A. Both columns get DESC, so the whole order turns around, the tie-breaker included.</w:t>
+        <w:t>List the contacts from Z to A. Add a query to the Production-Minded program, SELECT id, name, email, phone FROM contacts_assembly ORDER BY name DESC, id DESC, with your language's own table, and after the newest-first list print it with list_sorted under the label Contacts by name, Z to A. Both columns get DESC, so the whole order turns around, the tie-breaker included.</w:t>
       </w:r>
     </w:p>
     <w:p>
@@ -26171,10 +26919,10 @@
     </w:p>
     <w:p>
       <w:r>
-        <w:t>Let the caller choose the sort field. Write list_by (listBy in Solidity), which takes the connection and a field name. For "name", it lists by name under Contacts by name; for "email", it lists SELECT id, name, email, phone FROM contacts ORDER BY email under Contacts by email; for anything else, it prints Error: cannot sort by &lt;field&gt;; use name or email on the error stream and returns 1. The email column is UNIQUE, so it needs no tie-breaker. Remember, phone is not offered: it can repeat and can be NULL (Le</w:t>
-      </w:r>
-      <w:r>
-        <w:t>sson 4.10). Remember, a column name cannot be a parameter, so each allowed field picks its own fixed SQL text, and no field name ever becomes part of the SQL (Lesson 4.10). After the last page request, call list_by for email and then for phone, adding each result to the failures.</w:t>
+        <w:t xml:space="preserve">Let the caller choose the sort field. Write list_by (listBy in Solidity), which takes the connection and a field name. For "name", it lists by name under Contacts by name; for "email", it lists SELECT id, name, email, phone FROM contacts_assembly ORDER BY email, with your language's own table, under Contacts by email; for anything else, it prints Error: cannot sort by &lt;field&gt;; use name or email on the error stream and returns 1. The email column is UNIQUE, so it needs no tie-breaker. Remember, phone is not </w:t>
+      </w:r>
+      <w:r>
+        <w:t>offered: it can repeat and can be NULL (Lesson 4.10). Remember, a column name cannot be a parameter, so each allowed field picks its own fixed SQL text, and no field name ever becomes part of the SQL (Lesson 4.10). After the last page request, call list_by for email and then for phone, adding each result to the failures.</w:t>
       </w:r>
     </w:p>
     <w:p>
@@ -27389,31 +28137,31 @@
       </w:rPr>
     </w:lvl>
   </w:abstractNum>
-  <w:num w:numId="1" w16cid:durableId="562837864">
+  <w:num w:numId="1" w16cid:durableId="1862082021">
     <w:abstractNumId w:val="8"/>
   </w:num>
-  <w:num w:numId="2" w16cid:durableId="813520531">
+  <w:num w:numId="2" w16cid:durableId="1817453630">
     <w:abstractNumId w:val="6"/>
   </w:num>
-  <w:num w:numId="3" w16cid:durableId="1876967307">
+  <w:num w:numId="3" w16cid:durableId="650716182">
     <w:abstractNumId w:val="5"/>
   </w:num>
-  <w:num w:numId="4" w16cid:durableId="796410160">
+  <w:num w:numId="4" w16cid:durableId="1101755765">
     <w:abstractNumId w:val="4"/>
   </w:num>
-  <w:num w:numId="5" w16cid:durableId="956450224">
+  <w:num w:numId="5" w16cid:durableId="1895851034">
     <w:abstractNumId w:val="7"/>
   </w:num>
-  <w:num w:numId="6" w16cid:durableId="66071791">
+  <w:num w:numId="6" w16cid:durableId="1084379950">
     <w:abstractNumId w:val="3"/>
   </w:num>
-  <w:num w:numId="7" w16cid:durableId="785466790">
+  <w:num w:numId="7" w16cid:durableId="114564843">
     <w:abstractNumId w:val="2"/>
   </w:num>
-  <w:num w:numId="8" w16cid:durableId="930939170">
+  <w:num w:numId="8" w16cid:durableId="268438663">
     <w:abstractNumId w:val="1"/>
   </w:num>
-  <w:num w:numId="9" w16cid:durableId="356657372">
+  <w:num w:numId="9" w16cid:durableId="1192719800">
     <w:abstractNumId w:val="0"/>
   </w:num>
 </w:numbering>
